--- a/public/blocks/elediaaitutor/docs/eLeDia.ai-Tutor_Solution-Overview_EN.docx
+++ b/public/blocks/elediaaitutor/docs/eLeDia.ai-Tutor_Solution-Overview_EN.docx
@@ -856,7 +856,7 @@
     </w:p>
     <w:p>
       <w:pPr>
-        <w:pStyle w:val="CaptionedFigure"/>
+        <w:pStyle w:val="Standard"/>
         <w:jc w:val="center"/>
       </w:pPr>
       <w:r>
@@ -904,18 +904,11 @@
     </w:p>
     <w:p>
       <w:pPr>
-        <w:pStyle w:val="ImageCaption"/>
+        <w:pStyle w:val="Beschriftung"/>
         <w:jc w:val="center"/>
       </w:pPr>
       <w:r>
         <w:t xml:space="preserve">The eLeDia.ai Tutor open inside a Moodle course — the greeting, one-click prompt starters, the Explain / Hints only / Quiz me answer-style selector, and the composer.</w:t>
-      </w:r>
-    </w:p>
-    <w:p>
-      <w:r>
-        <w:pict>
-          <v:rect style="width:0;height:1.5pt" o:hralign="center" o:hrstd="t" o:hr="t"/>
-        </w:pict>
       </w:r>
     </w:p>
     <w:bookmarkEnd w:id="26"/>
@@ -1256,13 +1249,13 @@
     </w:p>
     <w:p>
       <w:pPr>
-        <w:pStyle w:val="CaptionedFigure"/>
+        <w:pStyle w:val="Standard"/>
         <w:jc w:val="center"/>
       </w:pPr>
       <w:r>
         <w:drawing>
           <wp:inline>
-            <wp:extent cx="5579999" cy="3804545"/>
+            <wp:extent cx="5579999" cy="4142727"/>
             <wp:effectExtent b="0" l="0" r="0" t="0"/>
             <wp:docPr descr="The default presentation: a docked floating panel that opens over any course page." title="" id="28" name="Picture"/>
             <a:graphic>
@@ -1283,7 +1276,7 @@
                   <pic:spPr bwMode="auto">
                     <a:xfrm>
                       <a:off x="0" y="0"/>
-                      <a:ext cx="5579999" cy="3804545"/>
+                      <a:ext cx="5579999" cy="4142727"/>
                     </a:xfrm>
                     <a:prstGeom prst="rect">
                       <a:avLst/>
@@ -1304,18 +1297,11 @@
     </w:p>
     <w:p>
       <w:pPr>
-        <w:pStyle w:val="ImageCaption"/>
+        <w:pStyle w:val="Beschriftung"/>
         <w:jc w:val="center"/>
       </w:pPr>
       <w:r>
         <w:t xml:space="preserve">The default presentation: a docked floating panel that opens over any course page.</w:t>
-      </w:r>
-    </w:p>
-    <w:p>
-      <w:r>
-        <w:pict>
-          <v:rect style="width:0;height:1.5pt" o:hralign="center" o:hrstd="t" o:hr="t"/>
-        </w:pict>
       </w:r>
     </w:p>
     <w:bookmarkEnd w:id="30"/>
@@ -1459,7 +1445,7 @@
     </w:p>
     <w:p>
       <w:pPr>
-        <w:pStyle w:val="CaptionedFigure"/>
+        <w:pStyle w:val="Standard"/>
         <w:jc w:val="center"/>
       </w:pPr>
       <w:r>
@@ -1507,7 +1493,7 @@
     </w:p>
     <w:p>
       <w:pPr>
-        <w:pStyle w:val="ImageCaption"/>
+        <w:pStyle w:val="Beschriftung"/>
         <w:jc w:val="center"/>
       </w:pPr>
       <w:r>
@@ -1751,7 +1737,7 @@
     </w:p>
     <w:p>
       <w:pPr>
-        <w:pStyle w:val="CaptionedFigure"/>
+        <w:pStyle w:val="Standard"/>
         <w:jc w:val="center"/>
       </w:pPr>
       <w:r>
@@ -1799,7 +1785,7 @@
     </w:p>
     <w:p>
       <w:pPr>
-        <w:pStyle w:val="ImageCaption"/>
+        <w:pStyle w:val="Beschriftung"/>
         <w:jc w:val="center"/>
       </w:pPr>
       <w:r>
@@ -1918,13 +1904,6 @@
       </w:r>
       <w:r>
         <w:t xml:space="preserve">institution-specific custom CSS where you want pixel-level control.</w:t>
-      </w:r>
-    </w:p>
-    <w:p>
-      <w:r>
-        <w:pict>
-          <v:rect style="width:0;height:1.5pt" o:hralign="center" o:hrstd="t" o:hr="t"/>
-        </w:pict>
       </w:r>
     </w:p>
     <w:bookmarkEnd w:id="42"/>
@@ -2177,7 +2156,7 @@
     </w:p>
     <w:p>
       <w:pPr>
-        <w:pStyle w:val="CaptionedFigure"/>
+        <w:pStyle w:val="Standard"/>
         <w:jc w:val="center"/>
       </w:pPr>
       <w:r>
@@ -2225,18 +2204,11 @@
     </w:p>
     <w:p>
       <w:pPr>
-        <w:pStyle w:val="ImageCaption"/>
+        <w:pStyle w:val="Beschriftung"/>
         <w:jc w:val="center"/>
       </w:pPr>
       <w:r>
         <w:t xml:space="preserve">The block’s site settings: the secure connection to the RAG / Tutor service and the central place where admins configure the tutor and choose which settings teachers may override per course.</w:t>
-      </w:r>
-    </w:p>
-    <w:p>
-      <w:r>
-        <w:pict>
-          <v:rect style="width:0;height:1.5pt" o:hralign="center" o:hrstd="t" o:hr="t"/>
-        </w:pict>
       </w:r>
     </w:p>
     <w:bookmarkEnd w:id="47"/>
@@ -2353,13 +2325,6 @@
       </w:r>
       <w:r>
         <w:t xml:space="preserve">a personal, permission-scoped token.</w:t>
-      </w:r>
-    </w:p>
-    <w:p>
-      <w:r>
-        <w:pict>
-          <v:rect style="width:0;height:1.5pt" o:hralign="center" o:hrstd="t" o:hr="t"/>
-        </w:pict>
       </w:r>
     </w:p>
     <w:bookmarkEnd w:id="49"/>
@@ -2601,13 +2566,6 @@
         <w:t xml:space="preserve">“How am I doing so far — what are my current grades?”</w:t>
       </w:r>
     </w:p>
-    <w:p>
-      <w:r>
-        <w:pict>
-          <v:rect style="width:0;height:1.5pt" o:hralign="center" o:hrstd="t" o:hr="t"/>
-        </w:pict>
-      </w:r>
-    </w:p>
     <w:bookmarkEnd w:id="51"/>
     <w:bookmarkStart w:id="52" w:name="Xf2435f274ba7b2764839ea4fda95c9aac049502"/>
     <w:p>
@@ -2806,13 +2764,6 @@
         <w:t xml:space="preserve">new activity types can be supported without changing core code.</w:t>
       </w:r>
     </w:p>
-    <w:p>
-      <w:r>
-        <w:pict>
-          <v:rect style="width:0;height:1.5pt" o:hralign="center" o:hrstd="t" o:hr="t"/>
-        </w:pict>
-      </w:r>
-    </w:p>
     <w:bookmarkEnd w:id="52"/>
     <w:bookmarkStart w:id="56" w:name="insight-for-teachers-question-analytics"/>
     <w:p>
@@ -2992,7 +2943,7 @@
     </w:p>
     <w:p>
       <w:pPr>
-        <w:pStyle w:val="CaptionedFigure"/>
+        <w:pStyle w:val="Standard"/>
         <w:jc w:val="center"/>
       </w:pPr>
       <w:r>
@@ -3040,18 +2991,11 @@
     </w:p>
     <w:p>
       <w:pPr>
-        <w:pStyle w:val="ImageCaption"/>
+        <w:pStyle w:val="Beschriftung"/>
         <w:jc w:val="center"/>
       </w:pPr>
       <w:r>
         <w:t xml:space="preserve">The privacy-safe question-analytics report: at-a-glance stats, confusion hotspots clustered by topic, a questions-per-day trend and the name-free recent-questions list.</w:t>
-      </w:r>
-    </w:p>
-    <w:p>
-      <w:r>
-        <w:pict>
-          <v:rect style="width:0;height:1.5pt" o:hralign="center" o:hrstd="t" o:hr="t"/>
-        </w:pict>
       </w:r>
     </w:p>
     <w:bookmarkEnd w:id="56"/>
@@ -3190,13 +3134,6 @@
         <w:t xml:space="preserve">the ability to meet data-residency and procurement requirements.</w:t>
       </w:r>
     </w:p>
-    <w:p>
-      <w:r>
-        <w:pict>
-          <v:rect style="width:0;height:1.5pt" o:hralign="center" o:hrstd="t" o:hr="t"/>
-        </w:pict>
-      </w:r>
-    </w:p>
     <w:bookmarkEnd w:id="57"/>
     <w:bookmarkStart w:id="61" w:name="security-privacy-data-sovereignty"/>
     <w:p>
@@ -3385,7 +3322,7 @@
     </w:p>
     <w:p>
       <w:pPr>
-        <w:pStyle w:val="CaptionedFigure"/>
+        <w:pStyle w:val="Standard"/>
         <w:jc w:val="center"/>
       </w:pPr>
       <w:r>
@@ -3433,18 +3370,11 @@
     </w:p>
     <w:p>
       <w:pPr>
-        <w:pStyle w:val="ImageCaption"/>
+        <w:pStyle w:val="Beschriftung"/>
         <w:jc w:val="center"/>
       </w:pPr>
       <w:r>
         <w:t xml:space="preserve">First-use privacy consent: before the first message, learners read and acknowledge your privacy guidelines; they can review them any time and delete their own data.</w:t>
-      </w:r>
-    </w:p>
-    <w:p>
-      <w:r>
-        <w:pict>
-          <v:rect style="width:0;height:1.5pt" o:hralign="center" o:hrstd="t" o:hr="t"/>
-        </w:pict>
       </w:r>
     </w:p>
     <w:bookmarkEnd w:id="61"/>
@@ -3459,7 +3389,7 @@
     </w:p>
     <w:p>
       <w:pPr>
-        <w:pStyle w:val="CaptionedFigure"/>
+        <w:pStyle w:val="Standard"/>
         <w:jc w:val="center"/>
       </w:pPr>
       <w:r>
@@ -3507,7 +3437,7 @@
     </w:p>
     <w:p>
       <w:pPr>
-        <w:pStyle w:val="ImageCaption"/>
+        <w:pStyle w:val="Beschriftung"/>
         <w:jc w:val="center"/>
       </w:pPr>
       <w:r>
@@ -3684,13 +3614,6 @@
       </w:r>
       <w:r>
         <w:t xml:space="preserve">LiteLLM gateway) and returns a grounded, cited response.</w:t>
-      </w:r>
-    </w:p>
-    <w:p>
-      <w:r>
-        <w:pict>
-          <v:rect style="width:0;height:1.5pt" o:hralign="center" o:hrstd="t" o:hr="t"/>
-        </w:pict>
       </w:r>
     </w:p>
     <w:bookmarkEnd w:id="65"/>
@@ -3922,13 +3845,6 @@
         </w:tc>
       </w:tr>
     </w:tbl>
-    <w:p>
-      <w:r>
-        <w:pict>
-          <v:rect style="width:0;height:1.5pt" o:hralign="center" o:hrstd="t" o:hr="t"/>
-        </w:pict>
-      </w:r>
-    </w:p>
     <w:bookmarkEnd w:id="66"/>
     <w:bookmarkStart w:id="67" w:name="why-eledia"/>
     <w:p>
@@ -4130,13 +4046,6 @@
         <w:t xml:space="preserve">, a specialist Moodle partner.</w:t>
       </w:r>
     </w:p>
-    <w:p>
-      <w:r>
-        <w:pict>
-          <v:rect style="width:0;height:1.5pt" o:hralign="center" o:hrstd="t" o:hr="t"/>
-        </w:pict>
-      </w:r>
-    </w:p>
     <w:bookmarkEnd w:id="67"/>
     <w:bookmarkStart w:id="68" w:name="in-plain-words-glossary-box"/>
     <w:p>
@@ -4291,13 +4200,6 @@
       </w:r>
       <w:r>
         <w:t xml:space="preserve">language-model providers — so the model can be swapped or chosen freely.</w:t>
-      </w:r>
-    </w:p>
-    <w:p>
-      <w:r>
-        <w:pict>
-          <v:rect style="width:0;height:1.5pt" o:hralign="center" o:hrstd="t" o:hr="t"/>
-        </w:pict>
       </w:r>
     </w:p>
     <w:p>

--- a/public/blocks/elediaaitutor/docs/eLeDia.ai-Tutor_Solution-Overview_EN.docx
+++ b/public/blocks/elediaaitutor/docs/eLeDia.ai-Tutor_Solution-Overview_EN.docx
@@ -4207,7 +4207,39 @@
         <w:pStyle w:val="FirstParagraph"/>
       </w:pPr>
       <w:r>
-        <w:t xml:space="preserve">*Prepared for sales enablement. Technical references — the plugin README, the</w:t>
+        <w:rPr>
+          <w:i/>
+          <w:iCs/>
+        </w:rPr>
+        <w:t xml:space="preserve">Prepared for sales enablement. Technical references — the plugin README, the</w:t>
+      </w:r>
+      <w:r>
+        <w:rPr>
+          <w:i/>
+          <w:iCs/>
+        </w:rPr>
+        <w:t xml:space="preserve"> </w:t>
+      </w:r>
+      <w:r>
+        <w:rPr>
+          <w:i/>
+          <w:iCs/>
+        </w:rPr>
+        <w:t xml:space="preserve">admin / integration guides, and the RAG / Tutor MCP server specification —</w:t>
+      </w:r>
+      <w:r>
+        <w:rPr>
+          <w:i/>
+          <w:iCs/>
+        </w:rPr>
+        <w:t xml:space="preserve"> </w:t>
+      </w:r>
+      <w:r>
+        <w:rPr>
+          <w:i/>
+          <w:iCs/>
+        </w:rPr>
+        <w:t xml:space="preserve">accompany this document for prospects who want the engineering detail.</w:t>
       </w:r>
     </w:p>
     <w:bookmarkEnd w:id="68"/>
